--- a/ЛР36.docx
+++ b/ЛР36.docx
@@ -13,7 +13,15 @@
       </w:r>
     </w:p>
     <w:p>
+      <w:pPr>
+        <w:rPr>
+          <w:lang w:val="en-US"/>
+        </w:rPr>
+      </w:pPr>
       <w:r>
+        <w:rPr>
+          <w:noProof/>
+        </w:rPr>
         <w:drawing>
           <wp:inline distT="0" distB="0" distL="0" distR="0" wp14:anchorId="3BF70FE0" wp14:editId="520AADFB">
             <wp:extent cx="5940425" cy="1294130"/>
@@ -39,6 +47,384 @@
                     <a:xfrm>
                       <a:off x="0" y="0"/>
                       <a:ext cx="5940425" cy="1294130"/>
+                    </a:xfrm>
+                    <a:prstGeom prst="rect">
+                      <a:avLst/>
+                    </a:prstGeom>
+                  </pic:spPr>
+                </pic:pic>
+              </a:graphicData>
+            </a:graphic>
+          </wp:inline>
+        </w:drawing>
+      </w:r>
+    </w:p>
+    <w:p>
+      <w:pPr>
+        <w:jc w:val="center"/>
+        <w:rPr>
+          <w:lang w:val="en-US"/>
+        </w:rPr>
+      </w:pPr>
+      <w:r>
+        <w:rPr>
+          <w:lang w:val="en-US"/>
+        </w:rPr>
+        <w:drawing>
+          <wp:inline distT="0" distB="0" distL="0" distR="0" wp14:anchorId="03572099" wp14:editId="240BFC58">
+            <wp:extent cx="3657600" cy="4591647"/>
+            <wp:effectExtent l="0" t="0" r="0" b="0"/>
+            <wp:docPr id="2051282353" name="Рисунок 1"/>
+            <wp:cNvGraphicFramePr>
+              <a:graphicFrameLocks xmlns:a="http://schemas.openxmlformats.org/drawingml/2006/main" noChangeAspect="1"/>
+            </wp:cNvGraphicFramePr>
+            <a:graphic xmlns:a="http://schemas.openxmlformats.org/drawingml/2006/main">
+              <a:graphicData uri="http://schemas.openxmlformats.org/drawingml/2006/picture">
+                <pic:pic xmlns:pic="http://schemas.openxmlformats.org/drawingml/2006/picture">
+                  <pic:nvPicPr>
+                    <pic:cNvPr id="2051282353" name=""/>
+                    <pic:cNvPicPr/>
+                  </pic:nvPicPr>
+                  <pic:blipFill>
+                    <a:blip r:embed="rId5"/>
+                    <a:stretch>
+                      <a:fillRect/>
+                    </a:stretch>
+                  </pic:blipFill>
+                  <pic:spPr>
+                    <a:xfrm>
+                      <a:off x="0" y="0"/>
+                      <a:ext cx="3662505" cy="4597805"/>
+                    </a:xfrm>
+                    <a:prstGeom prst="rect">
+                      <a:avLst/>
+                    </a:prstGeom>
+                  </pic:spPr>
+                </pic:pic>
+              </a:graphicData>
+            </a:graphic>
+          </wp:inline>
+        </w:drawing>
+      </w:r>
+    </w:p>
+    <w:p>
+      <w:pPr>
+        <w:jc w:val="center"/>
+      </w:pPr>
+      <w:r>
+        <w:rPr>
+          <w:lang w:val="en-US"/>
+        </w:rPr>
+        <w:lastRenderedPageBreak/>
+        <w:drawing>
+          <wp:inline distT="0" distB="0" distL="0" distR="0" wp14:anchorId="277F0EA4" wp14:editId="50617F38">
+            <wp:extent cx="2327275" cy="9251950"/>
+            <wp:effectExtent l="0" t="0" r="0" b="6350"/>
+            <wp:docPr id="700038046" name="Рисунок 1"/>
+            <wp:cNvGraphicFramePr>
+              <a:graphicFrameLocks xmlns:a="http://schemas.openxmlformats.org/drawingml/2006/main" noChangeAspect="1"/>
+            </wp:cNvGraphicFramePr>
+            <a:graphic xmlns:a="http://schemas.openxmlformats.org/drawingml/2006/main">
+              <a:graphicData uri="http://schemas.openxmlformats.org/drawingml/2006/picture">
+                <pic:pic xmlns:pic="http://schemas.openxmlformats.org/drawingml/2006/picture">
+                  <pic:nvPicPr>
+                    <pic:cNvPr id="700038046" name=""/>
+                    <pic:cNvPicPr/>
+                  </pic:nvPicPr>
+                  <pic:blipFill>
+                    <a:blip r:embed="rId6"/>
+                    <a:stretch>
+                      <a:fillRect/>
+                    </a:stretch>
+                  </pic:blipFill>
+                  <pic:spPr>
+                    <a:xfrm>
+                      <a:off x="0" y="0"/>
+                      <a:ext cx="2327275" cy="9251950"/>
+                    </a:xfrm>
+                    <a:prstGeom prst="rect">
+                      <a:avLst/>
+                    </a:prstGeom>
+                  </pic:spPr>
+                </pic:pic>
+              </a:graphicData>
+            </a:graphic>
+          </wp:inline>
+        </w:drawing>
+      </w:r>
+    </w:p>
+    <w:p>
+      <w:r>
+        <w:rPr>
+          <w:lang w:val="en-US"/>
+        </w:rPr>
+        <w:lastRenderedPageBreak/>
+        <w:drawing>
+          <wp:inline distT="0" distB="0" distL="0" distR="0" wp14:anchorId="5A3ABB1E" wp14:editId="0D3F234F">
+            <wp:extent cx="5940425" cy="3830955"/>
+            <wp:effectExtent l="0" t="0" r="3175" b="0"/>
+            <wp:docPr id="248962985" name="Рисунок 1"/>
+            <wp:cNvGraphicFramePr>
+              <a:graphicFrameLocks xmlns:a="http://schemas.openxmlformats.org/drawingml/2006/main" noChangeAspect="1"/>
+            </wp:cNvGraphicFramePr>
+            <a:graphic xmlns:a="http://schemas.openxmlformats.org/drawingml/2006/main">
+              <a:graphicData uri="http://schemas.openxmlformats.org/drawingml/2006/picture">
+                <pic:pic xmlns:pic="http://schemas.openxmlformats.org/drawingml/2006/picture">
+                  <pic:nvPicPr>
+                    <pic:cNvPr id="248962985" name=""/>
+                    <pic:cNvPicPr/>
+                  </pic:nvPicPr>
+                  <pic:blipFill>
+                    <a:blip r:embed="rId7"/>
+                    <a:stretch>
+                      <a:fillRect/>
+                    </a:stretch>
+                  </pic:blipFill>
+                  <pic:spPr>
+                    <a:xfrm>
+                      <a:off x="0" y="0"/>
+                      <a:ext cx="5940425" cy="3830955"/>
+                    </a:xfrm>
+                    <a:prstGeom prst="rect">
+                      <a:avLst/>
+                    </a:prstGeom>
+                  </pic:spPr>
+                </pic:pic>
+              </a:graphicData>
+            </a:graphic>
+          </wp:inline>
+        </w:drawing>
+      </w:r>
+      <w:r>
+        <w:rPr>
+          <w:lang w:val="en-US"/>
+        </w:rPr>
+        <w:drawing>
+          <wp:inline distT="0" distB="0" distL="0" distR="0" wp14:anchorId="56334533" wp14:editId="7455EF1C">
+            <wp:extent cx="5940425" cy="3902075"/>
+            <wp:effectExtent l="0" t="0" r="3175" b="3175"/>
+            <wp:docPr id="191956427" name="Рисунок 1"/>
+            <wp:cNvGraphicFramePr>
+              <a:graphicFrameLocks xmlns:a="http://schemas.openxmlformats.org/drawingml/2006/main" noChangeAspect="1"/>
+            </wp:cNvGraphicFramePr>
+            <a:graphic xmlns:a="http://schemas.openxmlformats.org/drawingml/2006/main">
+              <a:graphicData uri="http://schemas.openxmlformats.org/drawingml/2006/picture">
+                <pic:pic xmlns:pic="http://schemas.openxmlformats.org/drawingml/2006/picture">
+                  <pic:nvPicPr>
+                    <pic:cNvPr id="191956427" name=""/>
+                    <pic:cNvPicPr/>
+                  </pic:nvPicPr>
+                  <pic:blipFill>
+                    <a:blip r:embed="rId8"/>
+                    <a:stretch>
+                      <a:fillRect/>
+                    </a:stretch>
+                  </pic:blipFill>
+                  <pic:spPr>
+                    <a:xfrm>
+                      <a:off x="0" y="0"/>
+                      <a:ext cx="5940425" cy="3902075"/>
+                    </a:xfrm>
+                    <a:prstGeom prst="rect">
+                      <a:avLst/>
+                    </a:prstGeom>
+                  </pic:spPr>
+                </pic:pic>
+              </a:graphicData>
+            </a:graphic>
+          </wp:inline>
+        </w:drawing>
+      </w:r>
+      <w:r>
+        <w:rPr>
+          <w:lang w:val="en-US"/>
+        </w:rPr>
+        <w:drawing>
+          <wp:inline distT="0" distB="0" distL="0" distR="0" wp14:anchorId="4672E1B6" wp14:editId="628E6CC3">
+            <wp:extent cx="5940425" cy="984250"/>
+            <wp:effectExtent l="0" t="0" r="3175" b="6350"/>
+            <wp:docPr id="394412504" name="Рисунок 1"/>
+            <wp:cNvGraphicFramePr>
+              <a:graphicFrameLocks xmlns:a="http://schemas.openxmlformats.org/drawingml/2006/main" noChangeAspect="1"/>
+            </wp:cNvGraphicFramePr>
+            <a:graphic xmlns:a="http://schemas.openxmlformats.org/drawingml/2006/main">
+              <a:graphicData uri="http://schemas.openxmlformats.org/drawingml/2006/picture">
+                <pic:pic xmlns:pic="http://schemas.openxmlformats.org/drawingml/2006/picture">
+                  <pic:nvPicPr>
+                    <pic:cNvPr id="394412504" name=""/>
+                    <pic:cNvPicPr/>
+                  </pic:nvPicPr>
+                  <pic:blipFill>
+                    <a:blip r:embed="rId9"/>
+                    <a:stretch>
+                      <a:fillRect/>
+                    </a:stretch>
+                  </pic:blipFill>
+                  <pic:spPr>
+                    <a:xfrm>
+                      <a:off x="0" y="0"/>
+                      <a:ext cx="5940425" cy="984250"/>
+                    </a:xfrm>
+                    <a:prstGeom prst="rect">
+                      <a:avLst/>
+                    </a:prstGeom>
+                  </pic:spPr>
+                </pic:pic>
+              </a:graphicData>
+            </a:graphic>
+          </wp:inline>
+        </w:drawing>
+      </w:r>
+    </w:p>
+    <w:p>
+      <w:r>
+        <w:lastRenderedPageBreak/>
+        <w:drawing>
+          <wp:inline distT="0" distB="0" distL="0" distR="0" wp14:anchorId="235D6458" wp14:editId="7216D735">
+            <wp:extent cx="5940425" cy="3957955"/>
+            <wp:effectExtent l="0" t="0" r="3175" b="4445"/>
+            <wp:docPr id="1365435315" name="Рисунок 1"/>
+            <wp:cNvGraphicFramePr>
+              <a:graphicFrameLocks xmlns:a="http://schemas.openxmlformats.org/drawingml/2006/main" noChangeAspect="1"/>
+            </wp:cNvGraphicFramePr>
+            <a:graphic xmlns:a="http://schemas.openxmlformats.org/drawingml/2006/main">
+              <a:graphicData uri="http://schemas.openxmlformats.org/drawingml/2006/picture">
+                <pic:pic xmlns:pic="http://schemas.openxmlformats.org/drawingml/2006/picture">
+                  <pic:nvPicPr>
+                    <pic:cNvPr id="1365435315" name=""/>
+                    <pic:cNvPicPr/>
+                  </pic:nvPicPr>
+                  <pic:blipFill>
+                    <a:blip r:embed="rId10"/>
+                    <a:stretch>
+                      <a:fillRect/>
+                    </a:stretch>
+                  </pic:blipFill>
+                  <pic:spPr>
+                    <a:xfrm>
+                      <a:off x="0" y="0"/>
+                      <a:ext cx="5940425" cy="3957955"/>
+                    </a:xfrm>
+                    <a:prstGeom prst="rect">
+                      <a:avLst/>
+                    </a:prstGeom>
+                  </pic:spPr>
+                </pic:pic>
+              </a:graphicData>
+            </a:graphic>
+          </wp:inline>
+        </w:drawing>
+      </w:r>
+    </w:p>
+    <w:p/>
+    <w:p>
+      <w:r>
+        <w:drawing>
+          <wp:inline distT="0" distB="0" distL="0" distR="0" wp14:anchorId="2FE4108F" wp14:editId="79E866DD">
+            <wp:extent cx="5940425" cy="3961765"/>
+            <wp:effectExtent l="0" t="0" r="3175" b="635"/>
+            <wp:docPr id="1664186841" name="Рисунок 1"/>
+            <wp:cNvGraphicFramePr>
+              <a:graphicFrameLocks xmlns:a="http://schemas.openxmlformats.org/drawingml/2006/main" noChangeAspect="1"/>
+            </wp:cNvGraphicFramePr>
+            <a:graphic xmlns:a="http://schemas.openxmlformats.org/drawingml/2006/main">
+              <a:graphicData uri="http://schemas.openxmlformats.org/drawingml/2006/picture">
+                <pic:pic xmlns:pic="http://schemas.openxmlformats.org/drawingml/2006/picture">
+                  <pic:nvPicPr>
+                    <pic:cNvPr id="1664186841" name=""/>
+                    <pic:cNvPicPr/>
+                  </pic:nvPicPr>
+                  <pic:blipFill>
+                    <a:blip r:embed="rId11"/>
+                    <a:stretch>
+                      <a:fillRect/>
+                    </a:stretch>
+                  </pic:blipFill>
+                  <pic:spPr>
+                    <a:xfrm>
+                      <a:off x="0" y="0"/>
+                      <a:ext cx="5940425" cy="3961765"/>
+                    </a:xfrm>
+                    <a:prstGeom prst="rect">
+                      <a:avLst/>
+                    </a:prstGeom>
+                  </pic:spPr>
+                </pic:pic>
+              </a:graphicData>
+            </a:graphic>
+          </wp:inline>
+        </w:drawing>
+      </w:r>
+    </w:p>
+    <w:p/>
+    <w:p>
+      <w:r>
+        <w:lastRenderedPageBreak/>
+        <w:drawing>
+          <wp:inline distT="0" distB="0" distL="0" distR="0" wp14:anchorId="49CFD4DE" wp14:editId="786E6803">
+            <wp:extent cx="5940425" cy="3971290"/>
+            <wp:effectExtent l="0" t="0" r="3175" b="0"/>
+            <wp:docPr id="1082603505" name="Рисунок 1"/>
+            <wp:cNvGraphicFramePr>
+              <a:graphicFrameLocks xmlns:a="http://schemas.openxmlformats.org/drawingml/2006/main" noChangeAspect="1"/>
+            </wp:cNvGraphicFramePr>
+            <a:graphic xmlns:a="http://schemas.openxmlformats.org/drawingml/2006/main">
+              <a:graphicData uri="http://schemas.openxmlformats.org/drawingml/2006/picture">
+                <pic:pic xmlns:pic="http://schemas.openxmlformats.org/drawingml/2006/picture">
+                  <pic:nvPicPr>
+                    <pic:cNvPr id="1082603505" name=""/>
+                    <pic:cNvPicPr/>
+                  </pic:nvPicPr>
+                  <pic:blipFill>
+                    <a:blip r:embed="rId12"/>
+                    <a:stretch>
+                      <a:fillRect/>
+                    </a:stretch>
+                  </pic:blipFill>
+                  <pic:spPr>
+                    <a:xfrm>
+                      <a:off x="0" y="0"/>
+                      <a:ext cx="5940425" cy="3971290"/>
+                    </a:xfrm>
+                    <a:prstGeom prst="rect">
+                      <a:avLst/>
+                    </a:prstGeom>
+                  </pic:spPr>
+                </pic:pic>
+              </a:graphicData>
+            </a:graphic>
+          </wp:inline>
+        </w:drawing>
+      </w:r>
+    </w:p>
+    <w:p/>
+    <w:p>
+      <w:r>
+        <w:drawing>
+          <wp:inline distT="0" distB="0" distL="0" distR="0" wp14:anchorId="0AD890AD" wp14:editId="06E2BA5A">
+            <wp:extent cx="5940425" cy="3957955"/>
+            <wp:effectExtent l="0" t="0" r="3175" b="4445"/>
+            <wp:docPr id="269992906" name="Рисунок 1"/>
+            <wp:cNvGraphicFramePr>
+              <a:graphicFrameLocks xmlns:a="http://schemas.openxmlformats.org/drawingml/2006/main" noChangeAspect="1"/>
+            </wp:cNvGraphicFramePr>
+            <a:graphic xmlns:a="http://schemas.openxmlformats.org/drawingml/2006/main">
+              <a:graphicData uri="http://schemas.openxmlformats.org/drawingml/2006/picture">
+                <pic:pic xmlns:pic="http://schemas.openxmlformats.org/drawingml/2006/picture">
+                  <pic:nvPicPr>
+                    <pic:cNvPr id="269992906" name=""/>
+                    <pic:cNvPicPr/>
+                  </pic:nvPicPr>
+                  <pic:blipFill>
+                    <a:blip r:embed="rId13"/>
+                    <a:stretch>
+                      <a:fillRect/>
+                    </a:stretch>
+                  </pic:blipFill>
+                  <pic:spPr>
+                    <a:xfrm>
+                      <a:off x="0" y="0"/>
+                      <a:ext cx="5940425" cy="3957955"/>
                     </a:xfrm>
                     <a:prstGeom prst="rect">
                       <a:avLst/>
@@ -664,6 +1050,7 @@
   <w:style w:type="character" w:default="1" w:styleId="a0">
     <w:name w:val="Default Paragraph Font"/>
     <w:uiPriority w:val="1"/>
+    <w:semiHidden/>
     <w:unhideWhenUsed/>
   </w:style>
   <w:style w:type="table" w:default="1" w:styleId="a1">
